--- a/pr-preview/pr-23/chapters/relations.docx
+++ b/pr-preview/pr-23/chapters/relations.docx
@@ -23,7 +23,7 @@
         <w:pStyle w:val="Date"/>
       </w:pPr>
       <w:r>
-        <w:t xml:space="preserve">Last modified: 2026-10-24 10:59:47 (PDT)</w:t>
+        <w:t xml:space="preserve">Last modified: 2026-10-24 11:09:13 (PDT)</w:t>
       </w:r>
     </w:p>
     <w:tbl>
@@ -16134,50 +16134,50 @@
           <m:jc m:val="center"/>
         </m:oMathParaPr>
         <m:oMath>
-          <m:r>
-            <m:t>P</m:t>
-          </m:r>
-          <m:r>
-            <m:rPr>
-              <m:sty m:val="p"/>
-            </m:rPr>
-            <m:t>∘</m:t>
-          </m:r>
-          <m:sSup>
+          <m:eqArr>
             <m:e>
               <m:r>
                 <m:t>P</m:t>
               </m:r>
-            </m:e>
-            <m:sup>
               <m:r>
                 <m:rPr>
                   <m:sty m:val="p"/>
                 </m:rPr>
-                <m:t>−</m:t>
-              </m:r>
-              <m:r>
-                <m:t>1</m:t>
-              </m:r>
-            </m:sup>
-          </m:sSup>
-          <m:r>
-            <m:rPr>
-              <m:sty m:val="p"/>
-            </m:rPr>
-            <m:t>=</m:t>
-          </m:r>
-          <m:r>
-            <m:t>​</m:t>
-          </m:r>
-          <m:d>
-            <m:dPr>
-              <m:begChr m:val="{"/>
-              <m:sepChr m:val=""/>
-              <m:endChr m:val="}"/>
-              <m:grow/>
-            </m:dPr>
-            <m:e>
+                <m:t>∘</m:t>
+              </m:r>
+              <m:sSup>
+                <m:e>
+                  <m:r>
+                    <m:t>P</m:t>
+                  </m:r>
+                </m:e>
+                <m:sup>
+                  <m:r>
+                    <m:rPr>
+                      <m:sty m:val="p"/>
+                    </m:rPr>
+                    <m:t>−</m:t>
+                  </m:r>
+                  <m:r>
+                    <m:t>1</m:t>
+                  </m:r>
+                </m:sup>
+              </m:sSup>
+              <m:r>
+                <m:rPr>
+                  <m:sty m:val="p"/>
+                </m:rPr>
+                <m:t>=</m:t>
+              </m:r>
+              <m:r>
+                <m:rPr>
+                  <m:sty m:val="p"/>
+                </m:rPr>
+                <m:t>{</m:t>
+              </m:r>
+              <m:r>
+                <m:t>&amp;</m:t>
+              </m:r>
               <m:r>
                 <m:rPr>
                   <m:sty m:val="p"/>
@@ -16330,6 +16330,11 @@
                 </m:rPr>
                 <m:t>,</m:t>
               </m:r>
+            </m:e>
+            <m:e>
+              <m:r>
+                <m:t>&amp;</m:t>
+              </m:r>
               <m:r>
                 <m:rPr>
                   <m:sty m:val="p"/>
@@ -16400,17 +16405,20 @@
                 </m:rPr>
                 <m:t>)</m:t>
               </m:r>
+              <m:r>
+                <m:rPr>
+                  <m:sty m:val="p"/>
+                </m:rPr>
+                <m:t>}</m:t>
+              </m:r>
+              <m:r>
+                <m:rPr>
+                  <m:sty m:val="p"/>
+                </m:rPr>
+                <m:t>.</m:t>
+              </m:r>
             </m:e>
-          </m:d>
-          <m:r>
-            <m:t>​</m:t>
-          </m:r>
-          <m:r>
-            <m:rPr>
-              <m:sty m:val="p"/>
-            </m:rPr>
-            <m:t>.</m:t>
-          </m:r>
+          </m:eqArr>
         </m:oMath>
       </m:oMathPara>
     </w:p>
